--- a/instructions_docx/ИОТ-СПС-01.docx
+++ b/instructions_docx/ИОТ-СПС-01.docx
@@ -4096,61 +4096,6 @@
           <w:sz w:val="24"/>
         </w:rPr>
         <w:t>---</w:t>
-      </w:r>
-    </w:p>
-    <w:p>
-      <w:pPr>
-        <w:widowControl/>
-      </w:pPr>
-      <w:r>
-        <w:rPr>
-          <w:rFonts w:ascii="Times New Roman" w:hAnsi="Times New Roman" w:eastAsia="Times New Roman"/>
-          <w:b/>
-          <w:sz w:val="24"/>
-        </w:rPr>
-        <w:t>Первая инструкция (ИОТ-СПС-01 — Начальник садово-парковой службы) сформирована полностью.</w:t>
-      </w:r>
-    </w:p>
-    <w:p>
-      <w:pPr>
-        <w:widowControl/>
-      </w:pPr>
-      <w:r>
-        <w:rPr>
-          <w:rFonts w:ascii="Times New Roman" w:hAnsi="Times New Roman" w:eastAsia="Times New Roman"/>
-          <w:sz w:val="24"/>
-        </w:rPr>
-        <w:t xml:space="preserve">Жду команду </w:t>
-      </w:r>
-      <w:r>
-        <w:rPr>
-          <w:rFonts w:ascii="Times New Roman" w:hAnsi="Times New Roman" w:eastAsia="Times New Roman"/>
-          <w:b/>
-          <w:sz w:val="24"/>
-        </w:rPr>
-        <w:t>«далее»</w:t>
-      </w:r>
-      <w:r>
-        <w:rPr>
-          <w:rFonts w:ascii="Times New Roman" w:hAnsi="Times New Roman" w:eastAsia="Times New Roman"/>
-          <w:sz w:val="24"/>
-        </w:rPr>
-        <w:t xml:space="preserve">, чтобы приступить ко второй инструкции — </w:t>
-      </w:r>
-      <w:r>
-        <w:rPr>
-          <w:rFonts w:ascii="Times New Roman" w:hAnsi="Times New Roman" w:eastAsia="Times New Roman"/>
-          <w:b/>
-          <w:sz w:val="24"/>
-        </w:rPr>
-        <w:t>ИОТ-СПС-02 «Главный садовник»</w:t>
-      </w:r>
-      <w:r>
-        <w:rPr>
-          <w:rFonts w:ascii="Times New Roman" w:hAnsi="Times New Roman" w:eastAsia="Times New Roman"/>
-          <w:sz w:val="24"/>
-        </w:rPr>
-        <w:t>.</w:t>
       </w:r>
     </w:p>
     <w:sectPr>

--- a/instructions_docx/ИОТ-СПС-01.docx
+++ b/instructions_docx/ИОТ-СПС-01.docx
@@ -4096,6 +4096,61 @@
           <w:sz w:val="24"/>
         </w:rPr>
         <w:t>---</w:t>
+      </w:r>
+    </w:p>
+    <w:p>
+      <w:pPr>
+        <w:widowControl/>
+      </w:pPr>
+      <w:r>
+        <w:rPr>
+          <w:rFonts w:ascii="Times New Roman" w:hAnsi="Times New Roman" w:eastAsia="Times New Roman"/>
+          <w:b/>
+          <w:sz w:val="24"/>
+        </w:rPr>
+        <w:t>Первая инструкция (ИОТ-СПС-01 — Начальник садово-парковой службы) сформирована полностью.</w:t>
+      </w:r>
+    </w:p>
+    <w:p>
+      <w:pPr>
+        <w:widowControl/>
+      </w:pPr>
+      <w:r>
+        <w:rPr>
+          <w:rFonts w:ascii="Times New Roman" w:hAnsi="Times New Roman" w:eastAsia="Times New Roman"/>
+          <w:sz w:val="24"/>
+        </w:rPr>
+        <w:t xml:space="preserve">Жду команду </w:t>
+      </w:r>
+      <w:r>
+        <w:rPr>
+          <w:rFonts w:ascii="Times New Roman" w:hAnsi="Times New Roman" w:eastAsia="Times New Roman"/>
+          <w:b/>
+          <w:sz w:val="24"/>
+        </w:rPr>
+        <w:t>«далее»</w:t>
+      </w:r>
+      <w:r>
+        <w:rPr>
+          <w:rFonts w:ascii="Times New Roman" w:hAnsi="Times New Roman" w:eastAsia="Times New Roman"/>
+          <w:sz w:val="24"/>
+        </w:rPr>
+        <w:t xml:space="preserve">, чтобы приступить ко второй инструкции — </w:t>
+      </w:r>
+      <w:r>
+        <w:rPr>
+          <w:rFonts w:ascii="Times New Roman" w:hAnsi="Times New Roman" w:eastAsia="Times New Roman"/>
+          <w:b/>
+          <w:sz w:val="24"/>
+        </w:rPr>
+        <w:t>ИОТ-СПС-02 «Главный садовник»</w:t>
+      </w:r>
+      <w:r>
+        <w:rPr>
+          <w:rFonts w:ascii="Times New Roman" w:hAnsi="Times New Roman" w:eastAsia="Times New Roman"/>
+          <w:sz w:val="24"/>
+        </w:rPr>
+        <w:t>.</w:t>
       </w:r>
     </w:p>
     <w:sectPr>
